--- a/Section9_Router/Routing Lession.docx
+++ b/Section9_Router/Routing Lession.docx
@@ -18,6 +18,9 @@
         <w:jc w:val="center"/>
       </w:pPr>
       <w:r>
+        <w:rPr>
+          <w:noProof/>
+        </w:rPr>
         <w:drawing>
           <wp:anchor distT="0" distB="0" distL="114300" distR="114300" simplePos="0" relativeHeight="251658240" behindDoc="1" locked="0" layoutInCell="1" allowOverlap="1" wp14:anchorId="5AC2DF13" wp14:editId="1D979733">
             <wp:simplePos x="0" y="0"/>
@@ -172,6 +175,9 @@
     </w:p>
     <w:p>
       <w:r>
+        <w:rPr>
+          <w:noProof/>
+        </w:rPr>
         <w:drawing>
           <wp:anchor distT="0" distB="0" distL="114300" distR="114300" simplePos="0" relativeHeight="251659264" behindDoc="1" locked="0" layoutInCell="1" allowOverlap="1" wp14:anchorId="22C1CC65" wp14:editId="35C95491">
             <wp:simplePos x="0" y="0"/>
@@ -399,6 +405,7 @@
       </w:pPr>
       <w:r>
         <w:rPr>
+          <w:noProof/>
           <w:sz w:val="32"/>
           <w:szCs w:val="32"/>
         </w:rPr>
@@ -550,6 +557,7 @@
       </w:pPr>
       <w:r>
         <w:rPr>
+          <w:noProof/>
           <w:sz w:val="32"/>
           <w:szCs w:val="32"/>
         </w:rPr>
@@ -658,6 +666,9 @@
         </w:rPr>
       </w:pPr>
       <w:r>
+        <w:rPr>
+          <w:noProof/>
+        </w:rPr>
         <w:drawing>
           <wp:anchor distT="0" distB="0" distL="114300" distR="114300" simplePos="0" relativeHeight="251662336" behindDoc="1" locked="0" layoutInCell="1" allowOverlap="1" wp14:anchorId="276FAC9D" wp14:editId="1002EFB5">
             <wp:simplePos x="0" y="0"/>
@@ -919,17 +930,7 @@
             <w:szCs w:val="28"/>
             <w:lang w:bidi="km-KH"/>
           </w:rPr>
-          <w:t>http://localhost:4200/</w:t>
-        </w:r>
-        <w:r>
-          <w:rPr>
-            <w:rStyle w:val="Hyperlink"/>
-            <w:rFonts w:ascii="Khmer OS Battambang" w:hAnsi="Khmer OS Battambang" w:cs="Khmer OS Battambang"/>
-            <w:sz w:val="28"/>
-            <w:szCs w:val="28"/>
-            <w:lang w:bidi="km-KH"/>
-          </w:rPr>
-          <w:t>fetch</w:t>
+          <w:t>http://localhost:4200/fetch</w:t>
         </w:r>
       </w:hyperlink>
     </w:p>
@@ -991,6 +992,7 @@
       <w:r>
         <w:rPr>
           <w:rFonts w:ascii="Khmer OS Battambang" w:hAnsi="Khmer OS Battambang" w:cs="Khmer OS Battambang"/>
+          <w:noProof/>
           <w:sz w:val="28"/>
           <w:szCs w:val="28"/>
           <w:lang w:bidi="km-KH"/>
@@ -1208,6 +1210,7 @@
       <w:r>
         <w:rPr>
           <w:rFonts w:ascii="Khmer OS Battambang" w:hAnsi="Khmer OS Battambang" w:cs="Khmer OS Battambang"/>
+          <w:noProof/>
           <w:sz w:val="28"/>
           <w:szCs w:val="28"/>
           <w:lang w:bidi="km-KH"/>
@@ -1820,18 +1823,154 @@
     </w:p>
     <w:p>
       <w:pPr>
-        <w:rPr>
-          <w:rFonts w:ascii="Khmer OS Battambang" w:hAnsi="Khmer OS Battambang" w:cs="Khmer OS Battambang"/>
-          <w:sz w:val="28"/>
-          <w:szCs w:val="28"/>
-          <w:lang w:bidi="km-KH"/>
-        </w:rPr>
-      </w:pPr>
-    </w:p>
-    <w:p>
-      <w:pPr>
-        <w:rPr>
-          <w:rFonts w:ascii="Khmer OS Battambang" w:hAnsi="Khmer OS Battambang" w:cs="Khmer OS Battambang" w:hint="cs"/>
+        <w:pStyle w:val="ListParagraph"/>
+        <w:numPr>
+          <w:ilvl w:val="0"/>
+          <w:numId w:val="3"/>
+        </w:numPr>
+        <w:rPr>
+          <w:rFonts w:ascii="Khmer OS Battambang" w:hAnsi="Khmer OS Battambang" w:cs="Khmer OS Battambang"/>
+          <w:sz w:val="28"/>
+          <w:szCs w:val="28"/>
+          <w:lang w:bidi="km-KH"/>
+        </w:rPr>
+      </w:pPr>
+      <w:r>
+        <w:rPr>
+          <w:rFonts w:ascii="Khmer OS Battambang" w:hAnsi="Khmer OS Battambang" w:cs="Khmer OS Battambang"/>
+          <w:sz w:val="28"/>
+          <w:szCs w:val="28"/>
+        </w:rPr>
+        <w:t>[</w:t>
+      </w:r>
+      <w:proofErr w:type="spellStart"/>
+      <w:r>
+        <w:rPr>
+          <w:rFonts w:ascii="Khmer OS Battambang" w:hAnsi="Khmer OS Battambang" w:cs="Khmer OS Battambang"/>
+          <w:sz w:val="28"/>
+          <w:szCs w:val="28"/>
+        </w:rPr>
+        <w:t>routerLink</w:t>
+      </w:r>
+      <w:proofErr w:type="spellEnd"/>
+      <w:proofErr w:type="gramStart"/>
+      <w:r>
+        <w:rPr>
+          <w:rFonts w:ascii="Khmer OS Battambang" w:hAnsi="Khmer OS Battambang" w:cs="Khmer OS Battambang"/>
+          <w:sz w:val="28"/>
+          <w:szCs w:val="28"/>
+        </w:rPr>
+        <w:t>]</w:t>
+      </w:r>
+      <w:r>
+        <w:rPr>
+          <w:rFonts w:ascii="Khmer OS Battambang" w:hAnsi="Khmer OS Battambang" w:cs="Khmer OS Battambang"/>
+          <w:sz w:val="28"/>
+          <w:szCs w:val="28"/>
+        </w:rPr>
+        <w:t xml:space="preserve"> :</w:t>
+      </w:r>
+      <w:proofErr w:type="gramEnd"/>
+      <w:r>
+        <w:rPr>
+          <w:rFonts w:ascii="Khmer OS Battambang" w:hAnsi="Khmer OS Battambang" w:cs="Khmer OS Battambang"/>
+          <w:sz w:val="28"/>
+          <w:szCs w:val="28"/>
+        </w:rPr>
+        <w:t xml:space="preserve"> this is the directive from Angular </w:t>
+      </w:r>
+    </w:p>
+    <w:p>
+      <w:pPr>
+        <w:pStyle w:val="ListParagraph"/>
+        <w:numPr>
+          <w:ilvl w:val="0"/>
+          <w:numId w:val="3"/>
+        </w:numPr>
+        <w:rPr>
+          <w:rFonts w:ascii="Khmer OS Battambang" w:hAnsi="Khmer OS Battambang" w:cs="Khmer OS Battambang"/>
+          <w:sz w:val="28"/>
+          <w:szCs w:val="28"/>
+          <w:lang w:bidi="km-KH"/>
+        </w:rPr>
+      </w:pPr>
+      <w:r>
+        <w:rPr>
+          <w:rFonts w:ascii="Khmer OS Battambang" w:hAnsi="Khmer OS Battambang" w:cs="Khmer OS Battambang"/>
+          <w:sz w:val="28"/>
+          <w:szCs w:val="28"/>
+        </w:rPr>
+        <w:t>&lt;router-outlet&gt;&lt;/router-outlet</w:t>
+      </w:r>
+      <w:proofErr w:type="gramStart"/>
+      <w:r>
+        <w:rPr>
+          <w:rFonts w:ascii="Khmer OS Battambang" w:hAnsi="Khmer OS Battambang" w:cs="Khmer OS Battambang"/>
+          <w:sz w:val="28"/>
+          <w:szCs w:val="28"/>
+        </w:rPr>
+        <w:t>&gt;</w:t>
+      </w:r>
+      <w:r>
+        <w:rPr>
+          <w:rFonts w:ascii="Khmer OS Battambang" w:hAnsi="Khmer OS Battambang" w:cs="Khmer OS Battambang"/>
+          <w:sz w:val="28"/>
+          <w:szCs w:val="28"/>
+        </w:rPr>
+        <w:t xml:space="preserve"> :</w:t>
+      </w:r>
+      <w:proofErr w:type="gramEnd"/>
+      <w:r>
+        <w:rPr>
+          <w:rFonts w:ascii="Khmer OS Battambang" w:hAnsi="Khmer OS Battambang" w:cs="Khmer OS Battambang"/>
+          <w:sz w:val="28"/>
+          <w:szCs w:val="28"/>
+        </w:rPr>
+        <w:t xml:space="preserve"> this </w:t>
+      </w:r>
+      <w:proofErr w:type="gramStart"/>
+      <w:r>
+        <w:rPr>
+          <w:rFonts w:ascii="Khmer OS Battambang" w:hAnsi="Khmer OS Battambang" w:cs="Khmer OS Battambang"/>
+          <w:sz w:val="28"/>
+          <w:szCs w:val="28"/>
+        </w:rPr>
+        <w:t>the</w:t>
+      </w:r>
+      <w:proofErr w:type="gramEnd"/>
+      <w:r>
+        <w:rPr>
+          <w:rFonts w:ascii="Khmer OS Battambang" w:hAnsi="Khmer OS Battambang" w:cs="Khmer OS Battambang"/>
+          <w:sz w:val="28"/>
+          <w:szCs w:val="28"/>
+        </w:rPr>
+        <w:t xml:space="preserve"> element from Angular </w:t>
+      </w:r>
+    </w:p>
+    <w:p>
+      <w:pPr>
+        <w:rPr>
+          <w:rFonts w:ascii="Khmer OS Battambang" w:hAnsi="Khmer OS Battambang" w:cs="Khmer OS Battambang"/>
+          <w:sz w:val="28"/>
+          <w:szCs w:val="28"/>
+          <w:lang w:bidi="km-KH"/>
+        </w:rPr>
+      </w:pPr>
+    </w:p>
+    <w:p>
+      <w:pPr>
+        <w:rPr>
+          <w:rFonts w:ascii="Khmer OS Battambang" w:hAnsi="Khmer OS Battambang" w:cs="Khmer OS Battambang"/>
+          <w:sz w:val="28"/>
+          <w:szCs w:val="28"/>
+          <w:lang w:bidi="km-KH"/>
+        </w:rPr>
+      </w:pPr>
+    </w:p>
+    <w:p>
+      <w:pPr>
+        <w:rPr>
+          <w:rFonts w:ascii="Khmer OS Battambang" w:hAnsi="Khmer OS Battambang" w:cs="Khmer OS Battambang"/>
           <w:sz w:val="28"/>
           <w:szCs w:val="28"/>
           <w:lang w:bidi="km-KH"/>
@@ -2754,6 +2893,7 @@
   <w:style w:type="character" w:default="1" w:styleId="DefaultParagraphFont">
     <w:name w:val="Default Paragraph Font"/>
     <w:uiPriority w:val="1"/>
+    <w:semiHidden/>
     <w:unhideWhenUsed/>
   </w:style>
   <w:style w:type="table" w:default="1" w:styleId="TableNormal">
